--- a/docs/config-anonymizer-guide.docx
+++ b/docs/config-anonymizer-guide.docx
@@ -2208,7 +2208,7 @@
               <w:rPr>
                 <w:sz w:val="20"/>
               </w:rPr>
-              <w:t>顯示去識別化操作歷程；底部另附「⚠ 殘留敏感字串警告」區塊——掃描輸出結果是否仍殘留密碼/金鑰關鍵字、疑似雜湊字串、未替換 IP/MAC、PEM 憑證區塊等，逐行標示或顯示「未偵測到殘留」。</w:t>
+              <w:t>顯示去識別化操作歷程；底部另附「⚠ 殘留敏感字串警告」區塊——掃描輸出結果是否仍殘留密碼/金鑰關鍵字、疑似雜湊字串、未替換 IP/MAC、PEM 憑證區塊等，逐行標示或顯示「未偵測到殘留」。另可開啟「高熵字串偵測」選項（預設關閉），偵測可能殘留的高亂度隨機字串（如未列入既有規則的憑證/金鑰片段）。</w:t>
             </w:r>
           </w:p>
         </w:tc>
@@ -2245,6 +2245,12 @@
     <w:p>
       <w:r>
         <w:t>1. 完成去識別化後，點擊頂列「🔐 加密還原包」按鈕。2. 輸入並確認密碼（自訂，請妥善保存）。3. 下載 .acmap 檔案，與去識別化後的設定檔一同保存。</w:t>
+      </w:r>
+    </w:p>
+    <w:p>
+      <w:pPr/>
+      <w:r>
+        <w:t>ℹ 還原包內容除 IP／主機名稱／帳號對照表外，另同步打包目前的自訂規則（Custom Rules）與已忽略的殘留警告項目（Dismissed Residual Keys），執行還原時會一併套用/合併。</w:t>
       </w:r>
     </w:p>
     <w:p>

--- a/docs/config-anonymizer-guide.docx
+++ b/docs/config-anonymizer-guide.docx
@@ -2300,10 +2300,56 @@
         <w:pStyle w:val="Heading1"/>
       </w:pPr>
       <w:r>
+        <w:t>7. 近期新增功能（2026-09）</w:t>
+      </w:r>
+    </w:p>
+    <w:p>
+      <w:pPr/>
+      <w:r>
+        <w:t>以下為 2026 年 9 月新增或強化的功能：</w:t>
+      </w:r>
+    </w:p>
+    <w:p>
+      <w:pPr>
+        <w:pStyle w:val="ListBullet"/>
+      </w:pPr>
+      <w:r>
+        <w:t>對照表搜尋：「對照表」分頁上方新增搜尋框，輸入原始值或替換後的值（不分大小寫）即可篩選 IP、主機名稱、帳號等各類對照。</w:t>
+      </w:r>
+    </w:p>
+    <w:p>
+      <w:pPr>
+        <w:pStyle w:val="ListBullet"/>
+      </w:pPr>
+      <w:r>
+        <w:t>殘留警告 CSV 匯出：「替換統計」分頁的殘留警告區塊可逐筆匯出為 CSV（行號、內容、是否已審閱）。因內容可能仍含未遮蔽的機敏資訊，下載前會跳出確認提醒，請僅供內部審查使用。</w:t>
+      </w:r>
+    </w:p>
+    <w:p>
+      <w:pPr>
+        <w:pStyle w:val="ListBullet"/>
+      </w:pPr>
+      <w:r>
+        <w:t>自訂監看關鍵字：可輸入多個關鍵字（每行一個），殘留檢查時若輸出中仍出現這些字串會列入警告，適合監看公司名稱、專案代號等。</w:t>
+      </w:r>
+    </w:p>
+    <w:p>
+      <w:pPr>
+        <w:pStyle w:val="ListBullet"/>
+      </w:pPr>
+      <w:r>
+        <w:t>廠牌候選提示：自動偵測廠牌時，若設定檔同時符合其他廠牌特徵，會顯示「其他可能候選」供確認。</w:t>
+      </w:r>
+    </w:p>
+    <w:p>
+      <w:pPr>
+        <w:pStyle w:val="Heading1"/>
+      </w:pPr>
+      <w:r>
         <w:rPr>
           <w:color w:val="0096C8"/>
         </w:rPr>
-        <w:t>7. 注意事項</w:t>
+        <w:t>8. 注意事項</w:t>
       </w:r>
     </w:p>
     <w:p>
@@ -2380,7 +2426,7 @@
         <w:rPr>
           <w:color w:val="0096C8"/>
         </w:rPr>
-        <w:t>8. 彩蛋與隱藏功能</w:t>
+        <w:t>9. 彩蛋與隱藏功能</w:t>
       </w:r>
     </w:p>
     <w:p>

--- a/docs/config-anonymizer-guide.docx
+++ b/docs/config-anonymizer-guide.docx
@@ -2343,6 +2343,30 @@
     </w:p>
     <w:p>
       <w:pPr>
+        <w:pStyle w:val="ListBullet"/>
+      </w:pPr>
+      <w:r>
+        <w:t>統計頁新增「回報無法解析的設定檔」區塊（去識別化完成後顯示）：填寫上傳原因（必填）與設備型號／韌體版本（選填），按「查看去識別化前後差異」到左右對照頁檢查（左側原始、右側將公開的內容，有底色的行為已替換，沒有底色的行會原樣公開；右下角「返回回報區塊」可回到原處），殘留警告全部勾選為已審閱並勾選同意公開後，才能「開啟 GitHub 回報頁面」或「下載回報檔（.txt）」。開啟回報頁時會自動把去識別化後的內容複製到剪貼簿，請貼到回報頁的「去識別化設定檔」欄位；超過 6 萬字元時改為下載回報檔，請拖放到回報頁的附件欄。回報內容會公開在 GitHub，任何人都看得到。</w:t>
+      </w:r>
+    </w:p>
+    <w:p>
+      <w:pPr>
+        <w:pStyle w:val="ListBullet"/>
+      </w:pPr>
+      <w:r>
+        <w:t>從交換器或防火牆分析工具的「回報此設定檔」帶入時，會強制開啟全部遮蔽選項（並關閉保留 IP 最後一段）、自動執行去識別化並直接切到回報區塊。</w:t>
+      </w:r>
+    </w:p>
+    <w:p>
+      <w:pPr>
+        <w:pStyle w:val="ListBullet"/>
+      </w:pPr>
+      <w:r>
+        <w:t>「通用（未知廠牌）」模式加強遮蔽：password、secret、community、psk、pre-shared-key、key-string、authentication-key、isakmp key、api-key、token 等關鍵字出現在行內任何位置時，其後的值都會被替換為 REDACTED_SECRET（會跳過 7、md5 這類加密類型代碼，只遮真正的值；password-policy 這類設定名稱不受影響），system-name 也視為主機名稱處理。</w:t>
+      </w:r>
+    </w:p>
+    <w:p>
+      <w:pPr>
         <w:pStyle w:val="Heading1"/>
       </w:pPr>
       <w:r>

--- a/docs/config-anonymizer-guide.docx
+++ b/docs/config-anonymizer-guide.docx
@@ -2367,6 +2367,38 @@
     </w:p>
     <w:p>
       <w:pPr>
+        <w:pStyle w:val="ListBullet"/>
+      </w:pPr>
+      <w:r>
+        <w:t>「通用（未知廠牌）」模式再加強：帳號名稱（username、user、local-user 後的名稱）換成 user-001 這類代號；網域名稱（如 time.acme-corp.com、acme.local）換成 dom-device-001 這類代號，可用對照表還原，檔案名稱（如 .bin、.cfg）與介面子介面編號不受影響；email 與 SNMP 的 location／contact 不論選項一律遮蔽；勾選「備註」時，行中任何位置的 description、remark、comment 也會被遮蔽。</w:t>
+      </w:r>
+    </w:p>
+    <w:p>
+      <w:pPr>
+        <w:pStyle w:val="ListBullet"/>
+      </w:pPr>
+      <w:r>
+        <w:t>殘留警告新增網域名稱檢查（所有廠牌）：domain-name、domain、fqdn 等關鍵字後的網域，以及以 .local、.lan、.corp、.internal 等內部網域結尾的名稱會列為殘留警告；一般公開網域（如 pool.ntp.org）不會示警。</w:t>
+      </w:r>
+    </w:p>
+    <w:p>
+      <w:pPr>
+        <w:pStyle w:val="ListBullet"/>
+      </w:pPr>
+      <w:r>
+        <w:t>回報內容附上去識別化結果的 SHA-256：回報檔表頭附完整雜湊，回報標題附前 8 碼（回報區塊也會顯示），同一份內容重複回報時容易辨認。</w:t>
+      </w:r>
+    </w:p>
+    <w:p>
+      <w:pPr>
+        <w:pStyle w:val="ListBullet"/>
+      </w:pPr>
+      <w:r>
+        <w:t>「通用（未知廠牌）」模式也會替換行內「鍵=值」形式的帳號欄位（user=、usr=、username=、login=、account=，以及 CEF 的 suser=、duser=），同一帳號對應同一代號。</w:t>
+      </w:r>
+    </w:p>
+    <w:p>
+      <w:pPr>
         <w:pStyle w:val="Heading1"/>
       </w:pPr>
       <w:r>

--- a/docs/config-anonymizer-guide.docx
+++ b/docs/config-anonymizer-guide.docx
@@ -2399,6 +2399,22 @@
     </w:p>
     <w:p>
       <w:pPr>
+        <w:pStyle w:val="ListBullet"/>
+      </w:pPr>
+      <w:r>
+        <w:t>新增「載入範例」按鈕，可一鍵載入內建範例設定並執行去識別化，方便先了解處理結果。</w:t>
+      </w:r>
+    </w:p>
+    <w:p>
+      <w:pPr>
+        <w:pStyle w:val="ListBullet"/>
+      </w:pPr>
+      <w:r>
+        <w:t>手機版版面調整：側欄改放在內容上方並以圖示列呈現，去識別化選項不再被擠壓。</w:t>
+      </w:r>
+    </w:p>
+    <w:p>
+      <w:pPr>
         <w:pStyle w:val="Heading1"/>
       </w:pPr>
       <w:r>

--- a/docs/config-anonymizer-guide.docx
+++ b/docs/config-anonymizer-guide.docx
@@ -2415,6 +2415,22 @@
     </w:p>
     <w:p>
       <w:pPr>
+        <w:pStyle w:val="ListBullet"/>
+      </w:pPr>
+      <w:r>
+        <w:t>Cisco 語系（Cisco IOS／NX-OS／Arista／Ruijie／Planet）補強機敏欄位遮蔽：line 密碼、key chain 金鑰、TACACS／RADIUS 主機金鑰、NTP 認證金鑰、HSRP／VRRP 認證、IKE 預先共用金鑰、PPP 密碼、snmp-server host 的 community，以及 SNMPv3 與 PPP 帳號名稱。</w:t>
+      </w:r>
+    </w:p>
+    <w:p>
+      <w:pPr>
+        <w:pStyle w:val="ListBullet"/>
+      </w:pPr>
+      <w:r>
+        <w:t>同一個 IPv6 位址的不同寫法（大小寫、省略前導零、:: 縮寫）現在會對應到同一個假值。</w:t>
+      </w:r>
+    </w:p>
+    <w:p>
+      <w:pPr>
         <w:pStyle w:val="Heading1"/>
       </w:pPr>
       <w:r>

--- a/docs/config-anonymizer-guide.docx
+++ b/docs/config-anonymizer-guide.docx
@@ -2431,6 +2431,14 @@
     </w:p>
     <w:p>
       <w:pPr>
+        <w:pStyle w:val="ListBullet"/>
+      </w:pPr>
+      <w:r>
+        <w:t>貼上的設定開頭若帶 UTF-8 BOM，廠牌判斷與第一行的去識別化皆可正常運作。</w:t>
+      </w:r>
+    </w:p>
+    <w:p>
+      <w:pPr>
         <w:pStyle w:val="Heading1"/>
       </w:pPr>
       <w:r>

--- a/docs/config-anonymizer-guide.docx
+++ b/docs/config-anonymizer-guide.docx
@@ -2439,6 +2439,22 @@
     </w:p>
     <w:p>
       <w:pPr>
+        <w:pStyle w:val="ListBullet"/>
+      </w:pPr>
+      <w:r>
+        <w:t>去識別化修正：0.0.0.0 預設路由與 0.0.0.255 這類 ACL／OSPF 萬用遮罩保留原樣，不再被換成假 IP；Palo Alto XML 匯出檔可正確判斷廠牌並套用 PSK／SNMP community 遮蔽。</w:t>
+      </w:r>
+    </w:p>
+    <w:p>
+      <w:pPr>
+        <w:pStyle w:val="ListBullet"/>
+      </w:pPr>
+      <w:r>
+        <w:t>勾選帳號匿名化時，同一帳號在各行皆一致替換，並涵蓋 FortiGate 本機使用者／群組成員／通知 email、Check Point、Palo Alto、MikroTik、Zyxel、EdgeRouter、SonicWall、Sophos、Cisco 設定檔開頭的最後修改者、NX-OS VDC 名稱、ProCurve 帳號；Check Point 明碼密碼一併遮蔽；Extreme create account 的欄位正確視為帳號名稱。</w:t>
+      </w:r>
+    </w:p>
+    <w:p>
+      <w:pPr>
         <w:pStyle w:val="Heading1"/>
       </w:pPr>
       <w:r>

--- a/docs/config-anonymizer-guide.docx
+++ b/docs/config-anonymizer-guide.docx
@@ -2455,6 +2455,14 @@
     </w:p>
     <w:p>
       <w:pPr>
+        <w:pStyle w:val="ListBullet"/>
+      </w:pPr>
+      <w:r>
+        <w:t>版面修正：預覽頁的替換統計列改在上方橫排（原本佔掉近半寬度），手機上原始／去識別化對照窗改上下排列；頂部列在各寬度皆可換行；「返回回報區塊」按鈕只在回報流程中顯示；內建範例可正確判斷為 Cisco IOS。</w:t>
+      </w:r>
+    </w:p>
+    <w:p>
+      <w:pPr>
         <w:pStyle w:val="Heading1"/>
       </w:pPr>
       <w:r>

--- a/docs/config-anonymizer-guide.docx
+++ b/docs/config-anonymizer-guide.docx
@@ -2463,6 +2463,38 @@
     </w:p>
     <w:p>
       <w:pPr>
+        <w:pStyle w:val="ListBullet"/>
+      </w:pPr>
+      <w:r>
+        <w:t>2026-10-01 修正：pfSense／OPNsense、SonicWall、Sophos、WatchGuard 等 XML 格式原本只替換特定標籤內的 IP，其他標籤（如 DHCP 位址範圍 start_addr/end_addr、HA 同步對象、SonicWall NAT 轉譯目的與監控目標）會原樣保留；改為全文掃描，含 version 字樣的版本標籤不受影響。</w:t>
+      </w:r>
+    </w:p>
+    <w:p>
+      <w:pPr>
+        <w:pStyle w:val="ListBullet"/>
+      </w:pPr>
+      <w:r>
+        <w:t>2026-10-01 修正：FortiGate／FortiSwitch RADIUS 備援伺服器金鑰（secondary-secret、tertiary-secret）與 TACACS+ secondary-key／tertiary-key 原本未遮蔽，現已替換為 REDACTED_KEY。</w:t>
+      </w:r>
+    </w:p>
+    <w:p>
+      <w:pPr>
+        <w:pStyle w:val="ListBullet"/>
+      </w:pPr>
+      <w:r>
+        <w:t>2026-10-01 修正：各廠牌的 SNMP 位置／聯絡人（snmp-server location/contact、snmp-agent sys-info、system contact、set contact-info、MikroTik contact=、pfSense syscontact 等）與 email 位址，比照通用模式一律遮蔽；email 的帳號部分沿用帳號對照、網域改為 example.com。</w:t>
+      </w:r>
+    </w:p>
+    <w:p>
+      <w:pPr>
+        <w:pStyle w:val="ListBullet"/>
+      </w:pPr>
+      <w:r>
+        <w:t>2026-10-01 修正：Check Point 管理者 :login (帳號)、set access-role 的帳號清單與 SNMPv3 帳號，勾選帳號匿名化時一併替換。</w:t>
+      </w:r>
+    </w:p>
+    <w:p>
+      <w:pPr>
         <w:pStyle w:val="Heading1"/>
       </w:pPr>
       <w:r>

--- a/docs/config-anonymizer-guide.docx
+++ b/docs/config-anonymizer-guide.docx
@@ -2495,6 +2495,30 @@
     </w:p>
     <w:p>
       <w:pPr>
+        <w:pStyle w:val="ListBullet"/>
+      </w:pPr>
+      <w:r>
+        <w:t>2026-10-01（續）修正：帳號密碼與金鑰的多種真實寫法原本未遮蔽或只遮到型別數字——Dell OS10 username password（不帶型別）、radius／tacacs key 9；Brocade password 8、enable super-user-password、key 2、community 2；Arista secret sha512、enable password sha512、ntp md5 7；ASA 與 Comware V7 SNMPv3 密碼；Comware radius／hwtacacs scheme key 與 super password；Junos SNMPv3 authentication-key；ProCurve radius-server／tacacs-server key 與 snmpv3 user；Aruba CX key ciphertext、auth-pass／priv-pass；Extreme shared-secret encrypted 與 add community；Netgear／EdgeSwitch RADIUS key、enable 密碼；MikroTik 同行多個 password、community name、WPA2 PSK；Alcatel snmp community-map。</w:t>
+      </w:r>
+    </w:p>
+    <w:p>
+      <w:pPr>
+        <w:pStyle w:val="ListBullet"/>
+      </w:pPr>
+      <w:r>
+        <w:t>2026-10-01（續）修正：WiFi 密碼（MikroTik security.passphrase、pfSense passphrase、FortiGate VAP passphrase）一律遮蔽；SSID 在 MikroTik、OpenWrt、pfSense 比照 FortiGate 匿名化為 ssid-NNN（歸在主機名稱選項）。</w:t>
+      </w:r>
+    </w:p>
+    <w:p>
+      <w:pPr>
+        <w:pStyle w:val="ListBullet"/>
+      </w:pPr>
+      <w:r>
+        <w:t>2026-10-01（續）修正：Arista 設定檔只有「! Software image version: EOS」標頭時原本判斷為未知廠牌，現可正確判斷。</w:t>
+      </w:r>
+    </w:p>
+    <w:p>
+      <w:pPr>
         <w:pStyle w:val="Heading1"/>
       </w:pPr>
       <w:r>

--- a/docs/config-anonymizer-guide.docx
+++ b/docs/config-anonymizer-guide.docx
@@ -2519,6 +2519,22 @@
     </w:p>
     <w:p>
       <w:pPr>
+        <w:pStyle w:val="ListBullet"/>
+      </w:pPr>
+      <w:r>
+        <w:t>2026-10-01（續2）修正：殘留檢查原本把刻意保留的 0.0.0.0（預設路由）、ACL 萬用遮罩、子網路遮罩、127.0.0.1 都列為殘留，匯出時一再跳出確認；現在只列出真正未替換的位址。</w:t>
+      </w:r>
+    </w:p>
+    <w:p>
+      <w:pPr>
+        <w:pStyle w:val="ListBullet"/>
+      </w:pPr>
+      <w:r>
+        <w:t>2026-10-01（續2）修正：沒有 feature 指令的 NX-OS 設定（以 version 9.3(8) 這類版本格式或 !Command: show running-config 檔頭判斷）、沒有 ; J9xxxA 檔頭的 ProCurve 設定，原本判斷為 Cisco IOS，現可正確判斷廠牌。</w:t>
+      </w:r>
+    </w:p>
+    <w:p>
+      <w:pPr>
         <w:pStyle w:val="Heading1"/>
       </w:pPr>
       <w:r>

--- a/docs/config-anonymizer-guide.docx
+++ b/docs/config-anonymizer-guide.docx
@@ -2535,6 +2535,30 @@
     </w:p>
     <w:p>
       <w:pPr>
+        <w:pStyle w:val="ListBullet"/>
+      </w:pPr>
+      <w:r>
+        <w:t>統計頁新增「結構保持度檢查」：以對應的分析工具分別解析原始檔與去識別化結果，比對介面、VLAN、規則、物件、路由、帳號等數量，數量不同時標示 ⚠️。需與分析工具放在同一資料夾（離線開啟也可使用）。</w:t>
+      </w:r>
+    </w:p>
+    <w:p>
+      <w:pPr>
+        <w:pStyle w:val="ListBullet"/>
+      </w:pPr>
+      <w:r>
+        <w:t>勾選「備註/描述/別名」時，FortiSwitch、EdgeRouter、pfSense／OPNsense、SonicWall、Sophos、Zyxel、Palo Alto、Check Point、Juniper、Arista 等廠牌的描述、comment、remark 也會一併遮蔽（原本只有部分廠牌生效）。</w:t>
+      </w:r>
+    </w:p>
+    <w:p>
+      <w:pPr>
+        <w:pStyle w:val="ListBullet"/>
+      </w:pPr>
+      <w:r>
+        <w:t>MikroTik：comment= 備註、LTE APN 名稱與 user= 帳號（PPPoE、LTE APN 等）會依選項遮蔽，介面名稱不再被誤當帳號替換。</w:t>
+      </w:r>
+    </w:p>
+    <w:p>
+      <w:pPr>
         <w:pStyle w:val="Heading1"/>
       </w:pPr>
       <w:r>

--- a/docs/config-anonymizer-guide.docx
+++ b/docs/config-anonymizer-guide.docx
@@ -2559,6 +2559,86 @@
     </w:p>
     <w:p>
       <w:pPr>
+        <w:pStyle w:val="ListBullet"/>
+      </w:pPr>
+      <w:r>
+        <w:t>新增 VyOS（config.boot 與 set 指令格式皆可）：遮蔽主機名稱、本機帳號與密碼雜湊、PPPoE 帳密、IPsec PSK、WireGuard 金鑰、SNMP community 與聯絡資訊、描述及 IP。</w:t>
+      </w:r>
+    </w:p>
+    <w:p>
+      <w:pPr>
+        <w:pStyle w:val="ListBullet"/>
+      </w:pPr>
+      <w:r>
+        <w:t>新增 Linux iptables／nftables：遮蔽位址（含 DNAT 的位址:埠與集合成員）、規則備註與記錄前綴。</w:t>
+      </w:r>
+    </w:p>
+    <w:p>
+      <w:pPr>
+        <w:pStyle w:val="ListBullet"/>
+      </w:pPr>
+      <w:r>
+        <w:t>新增 Cisco Business（CBS／SG／Catalyst 1200/1300）：除 Cisco IOS 的帳號密碼、community、描述與 IP 外，另遮蔽檔頭第二行的主機名稱；username … password encrypted 的雜湊值也會遮蔽（Cisco IOS 同樣適用）。</w:t>
+      </w:r>
+    </w:p>
+    <w:p>
+      <w:pPr>
+        <w:pStyle w:val="ListBullet"/>
+      </w:pPr>
+      <w:r>
+        <w:t>新增「保留網段結構」選項（預設開啟）：同一網段的位址換成同一個假網段、最後一段保留，去識別化後在防火牆工具做 IP／Policy 查詢、在交換器工具看 VLAN 與路由，結果與原檔一致；假位址使用 241 到 253 開頭的保留位址。關閉時維持原本逐一對應到文件用位址。從分析工具回報無法解析的設定時會自動關閉此選項。</w:t>
+      </w:r>
+    </w:p>
+    <w:p>
+      <w:pPr>
+        <w:pStyle w:val="ListBullet"/>
+      </w:pPr>
+      <w:r>
+        <w:t>修正 WatchGuard：位址群組與別名換名後，規則來源／目的與別名成員裡的引用也一併換成相同假名，去識別化後規則仍對得上物件。</w:t>
+      </w:r>
+    </w:p>
+    <w:p>
+      <w:pPr>
+        <w:pStyle w:val="ListBullet"/>
+      </w:pPr>
+      <w:r>
+        <w:t>新增 AWS／Azure 安全群組 JSON：遮蔽帳號、資源 ID、訂閱 ID、資源群組與群組名稱、描述與 IP，同一個 ID 全檔換成同一個假值，群組之間的參照仍對得上；輸出會重新排版。</w:t>
+      </w:r>
+    </w:p>
+    <w:p>
+      <w:pPr>
+        <w:pStyle w:val="ListBullet"/>
+      </w:pPr>
+      <w:r>
+        <w:t>殘留檢查不再把 JSON 欄位名稱、雲端資源路徑與 ::/0 誤判為殘留。</w:t>
+      </w:r>
+    </w:p>
+    <w:p>
+      <w:pPr>
+        <w:pStyle w:val="ListBullet"/>
+      </w:pPr>
+      <w:r>
+        <w:t>新增 NVIDIA Cumulus Linux（NVUE 的 YAML 與 nv set 指令）：遮蔽主機名稱、帳號與密碼雜湊、SNMP community 與 v3 帳號金鑰、描述及位址。殘留檢查不再把 SNMP OID（如 1.3.6.1.2.1）誤判為 IP。</w:t>
+      </w:r>
+    </w:p>
+    <w:p>
+      <w:pPr>
+        <w:pStyle w:val="ListBullet"/>
+      </w:pPr>
+      <w:r>
+        <w:t>新增 Allied Telesis AlliedWare Plus：比照 Cisco IOS 遮蔽，另換掉 ssh server allow-users 的帳號；殘留檢查不再把 service password-encryption 當成密碼。</w:t>
+      </w:r>
+    </w:p>
+    <w:p>
+      <w:pPr>
+        <w:pStyle w:val="ListBullet"/>
+      </w:pPr>
+      <w:r>
+        <w:t>Meraki MX Dashboard API 回應可去識別化：遮蔽 IP、L3 規則備註、轉送／NAT／VLAN／路由名稱與 networkId；多個回應前後相接時逐段處理。</w:t>
+      </w:r>
+    </w:p>
+    <w:p>
+      <w:pPr>
         <w:pStyle w:val="Heading1"/>
       </w:pPr>
       <w:r>

--- a/docs/config-anonymizer-guide.docx
+++ b/docs/config-anonymizer-guide.docx
@@ -2639,6 +2639,14 @@
     </w:p>
     <w:p>
       <w:pPr>
+        <w:pStyle w:val="ListBullet"/>
+      </w:pPr>
+      <w:r>
+        <w:t>結構保持度檢查新增「分析結論比對」：同時比對去識別化前後的健康度分數與每個稽核項目的命中數。帳號名稱、密碼、community 遮蔽後不再是預設值或明碼，相關稽核項目就不會再命中，屬預期差異；分享給別人分析前，請確認這些差異不影響要討論的問題。</w:t>
+      </w:r>
+    </w:p>
+    <w:p>
+      <w:pPr>
         <w:pStyle w:val="Heading1"/>
       </w:pPr>
       <w:r>

--- a/docs/config-anonymizer-guide.docx
+++ b/docs/config-anonymizer-guide.docx
@@ -2647,6 +2647,14 @@
     </w:p>
     <w:p>
       <w:pPr>
+        <w:pStyle w:val="ListBullet"/>
+      </w:pPr>
+      <w:r>
+        <w:t>Comware 設定依內容分開標示 H3C 或 HPE（去識別化規則相同）；連同指令輸出一起貼上時，提示字元 &lt;主機名稱&gt; 也會一併遮蔽。</w:t>
+      </w:r>
+    </w:p>
+    <w:p>
+      <w:pPr>
         <w:pStyle w:val="Heading1"/>
       </w:pPr>
       <w:r>

--- a/docs/config-anonymizer-guide.docx
+++ b/docs/config-anonymizer-guide.docx
@@ -2655,6 +2655,14 @@
     </w:p>
     <w:p>
       <w:pPr>
+        <w:pStyle w:val="ListBullet"/>
+      </w:pPr>
+      <w:r>
+        <w:t>2026-10-05 新增 H3C SecPath 防火牆：含 security-policy 與 security-zone 的設定檔會判為 H3C SecPath（Comware 交換器設定不受影響），遮蔽主機名稱、IP、帳號、密碼雜湊、IKE 預先共用金鑰與描述，規則與物件群組名稱保留；結構保持度檢查改用防火牆分析器比對。</w:t>
+      </w:r>
+    </w:p>
+    <w:p>
+      <w:pPr>
         <w:pStyle w:val="Heading1"/>
       </w:pPr>
       <w:r>

--- a/docs/config-anonymizer-guide.docx
+++ b/docs/config-anonymizer-guide.docx
@@ -2663,6 +2663,14 @@
     </w:p>
     <w:p>
       <w:pPr>
+        <w:pStyle w:val="ListBullet"/>
+      </w:pPr>
+      <w:r>
+        <w:t>2026-10-05 Palo Alto XML（防火牆與 Panorama）新增遮蔽管理者密碼雜湊（&lt;phash&gt;）與管理者帳號名稱；殘留檢查不再把 PAN-OS 固定的 localhost.localdomain 當成內部網域。</w:t>
+      </w:r>
+    </w:p>
+    <w:p>
+      <w:pPr>
         <w:pStyle w:val="Heading1"/>
       </w:pPr>
       <w:r>

--- a/docs/config-anonymizer-guide.docx
+++ b/docs/config-anonymizer-guide.docx
@@ -2671,6 +2671,14 @@
     </w:p>
     <w:p>
       <w:pPr>
+        <w:pStyle w:val="ListBullet"/>
+      </w:pPr>
+      <w:r>
+        <w:t>2026-10-05 新增無線控制器（Cisco 9800／AireOS、Aruba 控制器／Instant、H3C WX）：遮蔽 WiFi 預先共用金鑰、SSID 與 WLAN／SSID profile 名稱（引用處替換成同一個假名稱）、AP 名稱、9800 AP profile 的 dot1x／管理帳號密碼、Aruba 的各類金鑰與 SNMP community，版本號維持原文。</w:t>
+      </w:r>
+    </w:p>
+    <w:p>
+      <w:pPr>
         <w:pStyle w:val="Heading1"/>
       </w:pPr>
       <w:r>

--- a/docs/config-anonymizer-guide.docx
+++ b/docs/config-anonymizer-guide.docx
@@ -2679,6 +2679,14 @@
     </w:p>
     <w:p>
       <w:pPr>
+        <w:pStyle w:val="ListBullet"/>
+      </w:pPr>
+      <w:r>
+        <w:t>2026-10-05 新增 Extreme VOSS／Fabric Engine：遮蔽 prompt 與 snmp-server name（同一假主機名稱）、埠與 MLT 名稱、SNMP 位置與聯絡人、IP；檔頭的軟體版本號維持原文。</w:t>
+      </w:r>
+    </w:p>
+    <w:p>
+      <w:pPr>
         <w:pStyle w:val="Heading1"/>
       </w:pPr>
       <w:r>

--- a/docs/config-anonymizer-guide.docx
+++ b/docs/config-anonymizer-guide.docx
@@ -2687,6 +2687,14 @@
     </w:p>
     <w:p>
       <w:pPr>
+        <w:pStyle w:val="ListBullet"/>
+      </w:pPr>
+      <w:r>
+        <w:t>2026-10-06 新增 Netgate TNSR：遮蔽 system name 主機名稱、auth user 與 nacm 群組成員帳號（同一帳號換成同一假名）、密碼與雜湊、SNMP community、描述與 IP。另外，含 :: 的 IPv6 縮寫（如 fe80::1、2002::/17）現在也會替換（:: 與 ::1 保留），殘留檢查也不再把 BGP 的 send-community 當成 community 字串。</w:t>
+      </w:r>
+    </w:p>
+    <w:p>
+      <w:pPr>
         <w:pStyle w:val="Heading1"/>
       </w:pPr>
       <w:r>

--- a/docs/config-anonymizer-guide.docx
+++ b/docs/config-anonymizer-guide.docx
@@ -2695,6 +2695,14 @@
     </w:p>
     <w:p>
       <w:pPr>
+        <w:pStyle w:val="ListBullet"/>
+      </w:pPr>
+      <w:r>
+        <w:t>2026-10-06 新增 Broadcom EFOS：遮蔽主機名稱（hostname 與 snmp-server sysname 換成同一個假名並保留引號）、帳號、密碼、SNMP community、描述與 IP。網域名稱（如 ip domain name）不會自動遮蔽，殘留檢查會提示。</w:t>
+      </w:r>
+    </w:p>
+    <w:p>
+      <w:pPr>
         <w:pStyle w:val="Heading1"/>
       </w:pPr>
       <w:r>

--- a/docs/config-anonymizer-guide.docx
+++ b/docs/config-anonymizer-guide.docx
@@ -2703,6 +2703,14 @@
     </w:p>
     <w:p>
       <w:pPr>
+        <w:pStyle w:val="ListBullet"/>
+      </w:pPr>
+      <w:r>
+        <w:t>2026-10-07 修正：設定檔中的多行 PEM 內容（私鑰、憑證，例如 FortiGate 的 set private-key／set certificate）原本只有開頭一行被處理、內文會原樣留在結果中，現在一律把內文換成 REDACTED_PEM（保留開頭與結尾行）。Aruba CX 帶版本檔頭的匯出檔也能自動判斷廠牌。</w:t>
+      </w:r>
+    </w:p>
+    <w:p>
+      <w:pPr>
         <w:pStyle w:val="Heading1"/>
       </w:pPr>
       <w:r>

--- a/docs/config-anonymizer-guide.docx
+++ b/docs/config-anonymizer-guide.docx
@@ -2711,6 +2711,14 @@
     </w:p>
     <w:p>
       <w:pPr>
+        <w:pStyle w:val="ListBullet"/>
+      </w:pPr>
+      <w:r>
+        <w:t>2026-10-07 新增 Netgear Smart Managed Pro（GS7xx）：遮蔽系統名稱（檔頭與 system name 換成同一假名）、位置、帳號與密碼雜湊、SNMP community 與 v3 使用者金鑰、序號、IP 與 MAC；韌體版本號不會被當成 IP。</w:t>
+      </w:r>
+    </w:p>
+    <w:p>
+      <w:pPr>
         <w:pStyle w:val="Heading1"/>
       </w:pPr>
       <w:r>

--- a/docs/config-anonymizer-guide.docx
+++ b/docs/config-anonymizer-guide.docx
@@ -2719,6 +2719,14 @@
     </w:p>
     <w:p>
       <w:pPr>
+        <w:pStyle w:val="ListBullet"/>
+      </w:pPr>
+      <w:r>
+        <w:t>（2026-10）修正 Comware snmp-agent community 在行首有縮排、使用 simple／cipher 或名稱有雙引號時未遮蔽的問題，並遮蔽 target-host 的 securityname；Brocade／Ruckus 的 ip ospf md5-authentication 金鑰也會遮蔽。</w:t>
+      </w:r>
+    </w:p>
+    <w:p>
+      <w:pPr>
         <w:pStyle w:val="Heading1"/>
       </w:pPr>
       <w:r>

--- a/docs/config-anonymizer-guide.docx
+++ b/docs/config-anonymizer-guide.docx
@@ -2727,6 +2727,30 @@
     </w:p>
     <w:p>
       <w:pPr>
+        <w:pStyle w:val="ListBullet"/>
+      </w:pPr>
+      <w:r>
+        <w:t>以 Oxidized 真實錄製補強：Cisco ASA 的 passwd 密碼、Aruba CX snmp-server host 的 trap community、Junos 備份網址內嵌的帳號密碼與 password 值、pfSense／OPNsense 憑證管理的 &lt;crt&gt;／&lt;prv&gt;（含私鑰）與 &lt;httpdPassword&gt; 皆會遮蔽。</w:t>
+      </w:r>
+    </w:p>
+    <w:p>
+      <w:pPr>
+        <w:pStyle w:val="ListBullet"/>
+      </w:pPr>
+      <w:r>
+        <w:t>所有廠牌：網址內嵌的帳號密碼（如 ftp://帳號:密碼@主機/）會把密碼換成 REDACTED_PASSWORD，勾選帳號匿名化時帳號也換成假名。</w:t>
+      </w:r>
+    </w:p>
+    <w:p>
+      <w:pPr>
+        <w:pStyle w:val="ListBullet"/>
+      </w:pPr>
+      <w:r>
+        <w:t>新增 FS.com FSOS（S3400、S5850 等）：community、SNMPv3 驗證與加密金鑰、RADIUS 伺服器金鑰、序號與提示字元主機名稱皆會遮蔽。</w:t>
+      </w:r>
+    </w:p>
+    <w:p>
+      <w:pPr>
         <w:pStyle w:val="Heading1"/>
       </w:pPr>
       <w:r>

--- a/docs/config-anonymizer-guide.docx
+++ b/docs/config-anonymizer-guide.docx
@@ -2751,6 +2751,30 @@
     </w:p>
     <w:p>
       <w:pPr>
+        <w:pStyle w:val="ListBullet"/>
+      </w:pPr>
+      <w:r>
+        <w:t>RANCID 備份檔頭（cisco-nx／arista／juniper／paloalto）與 Arista 的 boot system flash *.swi 用於廠牌判斷。</w:t>
+      </w:r>
+    </w:p>
+    <w:p>
+      <w:pPr>
+        <w:pStyle w:val="ListBullet"/>
+      </w:pPr>
+      <w:r>
+        <w:t>Junos：set groups 名稱 … 開頭的設定行也會遮蔽金鑰；另遮蔽 secret／preauthentication-secret、pre-shared-key hexadecimal、MACsec ckn／cak。Palo Alto：IKE authentication pre-shared-key、OSPF 認證金鑰、大括號格式的 password／username。</w:t>
+      </w:r>
+    </w:p>
+    <w:p>
+      <w:pPr>
+        <w:pStyle w:val="ListBullet"/>
+      </w:pPr>
+      <w:r>
+        <w:t>殘留檢查不再把 BGP community（community-list、set／match community、Junos policy-options community 等）與 Junos 密碼政策（password minimum-length 等）當成機敏資訊示警。</w:t>
+      </w:r>
+    </w:p>
+    <w:p>
+      <w:pPr>
         <w:pStyle w:val="Heading1"/>
       </w:pPr>
       <w:r>

--- a/docs/config-anonymizer-guide.docx
+++ b/docs/config-anonymizer-guide.docx
@@ -2775,6 +2775,22 @@
     </w:p>
     <w:p>
       <w:pPr>
+        <w:pStyle w:val="ListBullet"/>
+      </w:pPr>
+      <w:r>
+        <w:t>所有廠牌模式都會遮蔽內部網域名稱（domain-name、FQDN 位址物件、VPN 對端 fqdn、NTP 伺服器主機名稱等），以主機名稱對照替換、可由對照表還原；廠牌雲端、公用時間伺服器等公開網域保留。</w:t>
+      </w:r>
+    </w:p>
+    <w:p>
+      <w:pPr>
+        <w:pStyle w:val="ListBullet"/>
+      </w:pPr>
+      <w:r>
+        <w:t>新增 Check Point Management API JSON（show-access-rulebase 等回應）：UID 保留，自訂位址物件、規則、區段名稱與備註、閘道名稱、建立者帳號會替換，預先定義物件與服務名稱保留，去識別化後仍可交給防火牆分析。</w:t>
+      </w:r>
+    </w:p>
+    <w:p>
+      <w:pPr>
         <w:pStyle w:val="Heading1"/>
       </w:pPr>
       <w:r>

--- a/docs/config-anonymizer-guide.docx
+++ b/docs/config-anonymizer-guide.docx
@@ -2791,6 +2791,14 @@
     </w:p>
     <w:p>
       <w:pPr>
+        <w:pStyle w:val="ListBullet"/>
+      </w:pPr>
+      <w:r>
+        <w:t>GCP 防火牆規則與 AWS Network ACL（2026-10-13）：去識別化可處理這兩種雲端 JSON，專案、VPC 網路名稱、服務帳戶、NACL／子網／VPC ID、帳號與 IP 一致替換，規則名稱與網路標記保留。</w:t>
+      </w:r>
+    </w:p>
+    <w:p>
+      <w:pPr>
         <w:pStyle w:val="Heading1"/>
       </w:pPr>
       <w:r>

--- a/docs/config-anonymizer-guide.docx
+++ b/docs/config-anonymizer-guide.docx
@@ -2799,6 +2799,14 @@
     </w:p>
     <w:p>
       <w:pPr>
+        <w:pStyle w:val="ListBullet"/>
+      </w:pPr>
+      <w:r>
+        <w:t>Azure Firewall Policy 與 GCP network firewall policy（2026-10-13）：雲端安全群組格式另可處理這兩種 JSON，遮蔽訂閱與資源 ID（含 Firewall Policy、IP 群組）、規則中的 FQDN（公開網域保留）、GCP 政策名稱與 IP；殘留檢查不再把資源 ID 路徑與標籤值片段誤判為金鑰。</w:t>
+      </w:r>
+    </w:p>
+    <w:p>
+      <w:pPr>
         <w:pStyle w:val="Heading1"/>
       </w:pPr>
       <w:r>

--- a/docs/config-anonymizer-guide.docx
+++ b/docs/config-anonymizer-guide.docx
@@ -2807,6 +2807,14 @@
     </w:p>
     <w:p>
       <w:pPr>
+        <w:pStyle w:val="ListBullet"/>
+      </w:pPr>
+      <w:r>
+        <w:t>Kubernetes NetworkPolicy 與 Oracle Cloud 安全清單／NSG（2026-10-13）：雲端安全群組格式另可處理這兩種 JSON。NetworkPolicy 的政策名稱、namespace 與選擇 namespace 用的標籤值以同一對照替換，kubectl 留下的 last-applied-configuration 註記一律遮蔽；OCI 的名稱與 OCID 唯一碼（保留資源類型與區域）、IP、描述與標籤值遮蔽，Oracle 服務網段名稱保留。</w:t>
+      </w:r>
+    </w:p>
+    <w:p>
+      <w:pPr>
         <w:pStyle w:val="Heading1"/>
       </w:pPr>
       <w:r>

--- a/docs/config-anonymizer-guide.docx
+++ b/docs/config-anonymizer-guide.docx
@@ -2815,6 +2815,14 @@
     </w:p>
     <w:p>
       <w:pPr>
+        <w:pStyle w:val="ListBullet"/>
+      </w:pPr>
+      <w:r>
+        <w:t>Kubernetes NetworkPolicy 的 YAML（2026-10-13）：上傳 YAML 時會先轉成物件再遮蔽，結果以 JSON 輸出（kubectl 可直接套用）。</w:t>
+      </w:r>
+    </w:p>
+    <w:p>
+      <w:pPr>
         <w:pStyle w:val="Heading1"/>
       </w:pPr>
       <w:r>

--- a/docs/config-anonymizer-guide.docx
+++ b/docs/config-anonymizer-guide.docx
@@ -2823,6 +2823,14 @@
     </w:p>
     <w:p>
       <w:pPr>
+        <w:pStyle w:val="ListBullet"/>
+      </w:pPr>
+      <w:r>
+        <w:t>第一次使用（2026-10-15）：上傳區有三步驟導覽；手機寬度下廠牌選單不再超出畫面。</w:t>
+      </w:r>
+    </w:p>
+    <w:p>
+      <w:pPr>
         <w:pStyle w:val="Heading1"/>
       </w:pPr>
       <w:r>

--- a/docs/config-anonymizer-guide.docx
+++ b/docs/config-anonymizer-guide.docx
@@ -2831,6 +2831,14 @@
     </w:p>
     <w:p>
       <w:pPr>
+        <w:pStyle w:val="ListBullet"/>
+      </w:pPr>
+      <w:r>
+        <w:t>安全修正（2026-10-24）：匯入他人提供的對照表檔案時，略過可能改寫網頁內部物件的特殊鍵名（__proto__ 等）。</w:t>
+      </w:r>
+    </w:p>
+    <w:p>
+      <w:pPr>
         <w:pStyle w:val="Heading1"/>
       </w:pPr>
       <w:r>

--- a/docs/config-anonymizer-guide.docx
+++ b/docs/config-anonymizer-guide.docx
@@ -2839,6 +2839,14 @@
     </w:p>
     <w:p>
       <w:pPr>
+        <w:pStyle w:val="ListBullet"/>
+      </w:pPr>
+      <w:r>
+        <w:t>設定檔外洩影響盤點（2026-10-27）：日誌頁新增「設定檔外洩影響盤點」，設定檔外流（備份外洩、誤傳、遺失）時，依類別列出檔案內要更換的帳號密碼、VPN PSK、RADIUS／TACACS+／LDAP 金鑰、SNMP community、SNMPv3 密碼、無線網路金鑰、協定認證金鑰、私鑰等，附行號與建議處理，可匯出 CSV 或 Markdown 當作更換清單。機密值本身不顯示，IP 與帳號為原始值；加密或雜湊過的值也要更換。只列出本工具對該廠牌能辨識的欄位，SonicWall、WatchGuard 等未涵蓋的欄位會另外提示。</w:t>
+      </w:r>
+    </w:p>
+    <w:p>
+      <w:pPr>
         <w:pStyle w:val="Heading1"/>
       </w:pPr>
       <w:r>

--- a/docs/config-anonymizer-guide.docx
+++ b/docs/config-anonymizer-guide.docx
@@ -2847,6 +2847,14 @@
     </w:p>
     <w:p>
       <w:pPr>
+        <w:pStyle w:val="ListBullet"/>
+      </w:pPr>
+      <w:r>
+        <w:t>羊駝夥伴（2026-10）：彩蛋改由右下角羊駝呈現，分析過程的彩蛋收進「羊駝口袋」不打斷操作，頂端彩蛋語言圖示收在口袋的「換裝」區。</w:t>
+      </w:r>
+    </w:p>
+    <w:p>
+      <w:pPr>
         <w:pStyle w:val="Heading1"/>
       </w:pPr>
       <w:r>

--- a/docs/config-anonymizer-guide.docx
+++ b/docs/config-anonymizer-guide.docx
@@ -2855,6 +2855,14 @@
     </w:p>
     <w:p>
       <w:pPr>
+        <w:pStyle w:val="ListBullet"/>
+      </w:pPr>
+      <w:r>
+        <w:t>從其他工具送來時可直接執行（2026-10）：在防火牆、交換器等工具按「去識別化後分享」帶入內容時，上傳區頂端會顯示檔名與行數，並有「開始去識別化」按鈕可直接執行；左側作業流程不再被選項面板遮住。</w:t>
+      </w:r>
+    </w:p>
+    <w:p>
+      <w:pPr>
         <w:pStyle w:val="Heading1"/>
       </w:pPr>
       <w:r>
